--- a/deliverables/Backup-MSSQL-EC2-Recovery-and-VPN-Configuration.docx
+++ b/deliverables/Backup-MSSQL-EC2-Recovery-and-VPN-Configuration.docx
@@ -4,104 +4,46 @@
   <w:body>
     <w:p>
       <w:pPr>
-        <w:pStyle w:val="Title"/>
+        <w:spacing w:after="40"/>
       </w:pPr>
       <w:r>
-        <w:t>Backup, MSSQL EC2 Recovery, and VPN Configuration Documentation</w:t>
+        <w:rPr>
+          <w:b/>
+          <w:color w:val="00AAD2"/>
+          <w:sz w:val="26"/>
+        </w:rPr>
+        <w:t>HMSG (Hyundai Motorsport GmbH) — WEC Racing</w:t>
+      </w:r>
+    </w:p>
+    <w:p>
+      <w:pPr>
+        <w:spacing w:before="360" w:after="120"/>
+        <w:pBdr>
+          <w:bottom w:val="single" w:sz="18" w:space="4" w:color="F5A623"/>
+        </w:pBdr>
+      </w:pPr>
+      <w:r>
+        <w:rPr>
+          <w:b/>
+          <w:color w:val="002C5F"/>
+          <w:sz w:val="52"/>
+        </w:rPr>
+        <w:t>Backup · MSSQL EC2 Recovery · VPN Configuration</w:t>
       </w:r>
     </w:p>
     <w:p>
       <w:r>
-        <w:t>This runbook covers backup expectations, EC2 recovery, and VPN configuration for the HMSG WEC Racing PRD environment.</w:t>
+        <w:rPr>
+          <w:color w:val="595959"/>
+          <w:sz w:val="25"/>
+        </w:rPr>
+        <w:t>Recovery runbook and VPN reference for the HMSG WEC Racing production environment</w:t>
       </w:r>
     </w:p>
     <w:p>
       <w:pPr>
-        <w:pStyle w:val="Heading1"/>
+        <w:spacing w:after="40"/>
       </w:pPr>
-      <w:r>
-        <w:t>1. Backup Strategy</w:t>
-      </w:r>
-    </w:p>
-    <w:p>
-      <w:pPr>
-        <w:pStyle w:val="ListBullet"/>
-      </w:pPr>
-      <w:r>
-        <w:t>SQL Server backups are the client’s responsibility once SQL Server is installed.</w:t>
-      </w:r>
-    </w:p>
-    <w:p>
-      <w:pPr>
-        <w:pStyle w:val="ListBullet"/>
-      </w:pPr>
-      <w:r>
-        <w:t>Use a full / differential / log backup schedule appropriate for the RPO.</w:t>
-      </w:r>
-    </w:p>
-    <w:p>
-      <w:pPr>
-        <w:pStyle w:val="ListBullet"/>
-      </w:pPr>
-      <w:r>
-        <w:t>Keep SQL backup files on the D: volume or an agreed network share.</w:t>
-      </w:r>
-    </w:p>
-    <w:p>
-      <w:pPr>
-        <w:pStyle w:val="ListBullet"/>
-      </w:pPr>
-      <w:r>
-        <w:t>Take periodic EBS snapshots of the root and data volumes for infrastructure recovery.</w:t>
-      </w:r>
-    </w:p>
-    <w:p>
-      <w:pPr>
-        <w:pStyle w:val="Heading1"/>
-      </w:pPr>
-      <w:r>
-        <w:t>2. EC2 Recovery</w:t>
-      </w:r>
-    </w:p>
-    <w:p>
-      <w:pPr>
-        <w:pStyle w:val="ListBullet"/>
-      </w:pPr>
-      <w:r>
-        <w:t>If the instance fails, rebuild it from the CloudFormation stack and reattach / restore the data volume as needed.</w:t>
-      </w:r>
-    </w:p>
-    <w:p>
-      <w:pPr>
-        <w:pStyle w:val="ListBullet"/>
-      </w:pPr>
-      <w:r>
-        <w:t>If the root volume is lost, redeploy the stack and reapply the sysadm secret / local account configuration.</w:t>
-      </w:r>
-    </w:p>
-    <w:p>
-      <w:pPr>
-        <w:pStyle w:val="ListBullet"/>
-      </w:pPr>
-      <w:r>
-        <w:t>If the data volume is lost, restore the latest EBS snapshot and validate SQL data integrity before reopening access.</w:t>
-      </w:r>
-    </w:p>
-    <w:p>
-      <w:pPr>
-        <w:pStyle w:val="ListBullet"/>
-      </w:pPr>
-      <w:r>
-        <w:t>Use the Administrator password recovery path only if sysadm cannot log in.</w:t>
-      </w:r>
-    </w:p>
-    <w:p>
-      <w:pPr>
-        <w:pStyle w:val="Heading1"/>
-      </w:pPr>
-      <w:r>
-        <w:t>3. Client VPN Configuration</w:t>
-      </w:r>
     </w:p>
     <w:tbl>
       <w:tblPr>
@@ -116,14 +58,987 @@
       <w:tr>
         <w:tc>
           <w:tcPr>
-            <w:tcW w:type="dxa" w:w="4320"/>
-            <w:shd w:fill="1F4E78"/>
+            <w:tcW w:type="dxa" w:w="8496"/>
+            <w:shd w:val="clear" w:fill="002C5F"/>
           </w:tcPr>
           <w:p>
+            <w:r/>
             <w:r>
               <w:rPr>
                 <w:b/>
                 <w:color w:val="FFFFFF"/>
+                <w:sz w:val="20"/>
+              </w:rPr>
+              <w:t>Document</w:t>
+            </w:r>
+          </w:p>
+        </w:tc>
+        <w:tc>
+          <w:tcPr>
+            <w:tcW w:type="dxa" w:w="8496"/>
+          </w:tcPr>
+          <w:p>
+            <w:r/>
+            <w:r>
+              <w:rPr>
+                <w:b/>
+                <w:sz w:val="20"/>
+              </w:rPr>
+              <w:t>Backup · MSSQL EC2 Recovery · VPN Configuration</w:t>
+            </w:r>
+          </w:p>
+        </w:tc>
+      </w:tr>
+      <w:tr>
+        <w:tc>
+          <w:tcPr>
+            <w:tcW w:type="dxa" w:w="8496"/>
+            <w:shd w:val="clear" w:fill="002C5F"/>
+          </w:tcPr>
+          <w:p>
+            <w:r/>
+            <w:r>
+              <w:rPr>
+                <w:b/>
+                <w:color w:val="FFFFFF"/>
+                <w:sz w:val="20"/>
+              </w:rPr>
+              <w:t>Document</w:t>
+            </w:r>
+          </w:p>
+        </w:tc>
+        <w:tc>
+          <w:tcPr>
+            <w:tcW w:type="dxa" w:w="8496"/>
+          </w:tcPr>
+          <w:p>
+            <w:r/>
+            <w:r>
+              <w:rPr>
+                <w:b/>
+                <w:sz w:val="20"/>
+              </w:rPr>
+            </w:r>
+          </w:p>
+        </w:tc>
+      </w:tr>
+      <w:tr>
+        <w:tc>
+          <w:tcPr>
+            <w:tcW w:type="dxa" w:w="8496"/>
+            <w:shd w:val="clear" w:fill="002C5F"/>
+          </w:tcPr>
+          <w:p>
+            <w:r/>
+            <w:r>
+              <w:rPr>
+                <w:b/>
+                <w:color w:val="FFFFFF"/>
+                <w:sz w:val="20"/>
+              </w:rPr>
+              <w:t>Project</w:t>
+            </w:r>
+          </w:p>
+        </w:tc>
+        <w:tc>
+          <w:tcPr>
+            <w:tcW w:type="dxa" w:w="8496"/>
+          </w:tcPr>
+          <w:p>
+            <w:r/>
+            <w:r>
+              <w:rPr>
+                <w:b/>
+                <w:sz w:val="20"/>
+              </w:rPr>
+              <w:t>HMSG (Hyundai Motorsport GmbH) — WEC Racing</w:t>
+            </w:r>
+          </w:p>
+        </w:tc>
+      </w:tr>
+      <w:tr>
+        <w:tc>
+          <w:tcPr>
+            <w:tcW w:type="dxa" w:w="8496"/>
+            <w:shd w:val="clear" w:fill="002C5F"/>
+          </w:tcPr>
+          <w:p>
+            <w:r/>
+            <w:r>
+              <w:rPr>
+                <w:b/>
+                <w:color w:val="FFFFFF"/>
+                <w:sz w:val="20"/>
+              </w:rPr>
+              <w:t>Environment / Region</w:t>
+            </w:r>
+          </w:p>
+        </w:tc>
+        <w:tc>
+          <w:tcPr>
+            <w:tcW w:type="dxa" w:w="8496"/>
+          </w:tcPr>
+          <w:p>
+            <w:r/>
+            <w:r>
+              <w:rPr>
+                <w:sz w:val="20"/>
+              </w:rPr>
+              <w:t>prd · eu-central-1 (Frankfurt)</w:t>
+            </w:r>
+          </w:p>
+        </w:tc>
+      </w:tr>
+      <w:tr>
+        <w:tc>
+          <w:tcPr>
+            <w:tcW w:type="dxa" w:w="8496"/>
+            <w:shd w:val="clear" w:fill="002C5F"/>
+          </w:tcPr>
+          <w:p>
+            <w:r/>
+            <w:r>
+              <w:rPr>
+                <w:b/>
+                <w:color w:val="FFFFFF"/>
+                <w:sz w:val="20"/>
+              </w:rPr>
+              <w:t>Stack</w:t>
+            </w:r>
+          </w:p>
+        </w:tc>
+        <w:tc>
+          <w:tcPr>
+            <w:tcW w:type="dxa" w:w="8496"/>
+          </w:tcPr>
+          <w:p>
+            <w:r/>
+            <w:r>
+              <w:rPr>
+                <w:sz w:val="20"/>
+              </w:rPr>
+              <w:t>hmsg-rac-prd</w:t>
+            </w:r>
+          </w:p>
+        </w:tc>
+      </w:tr>
+      <w:tr>
+        <w:tc>
+          <w:tcPr>
+            <w:tcW w:type="dxa" w:w="8496"/>
+            <w:shd w:val="clear" w:fill="002C5F"/>
+          </w:tcPr>
+          <w:p>
+            <w:r/>
+            <w:r>
+              <w:rPr>
+                <w:b/>
+                <w:color w:val="FFFFFF"/>
+                <w:sz w:val="20"/>
+              </w:rPr>
+              <w:t>Version</w:t>
+            </w:r>
+          </w:p>
+        </w:tc>
+        <w:tc>
+          <w:tcPr>
+            <w:tcW w:type="dxa" w:w="8496"/>
+          </w:tcPr>
+          <w:p>
+            <w:r/>
+            <w:r>
+              <w:rPr>
+                <w:sz w:val="20"/>
+              </w:rPr>
+              <w:t>1.0</w:t>
+            </w:r>
+          </w:p>
+        </w:tc>
+      </w:tr>
+      <w:tr>
+        <w:tc>
+          <w:tcPr>
+            <w:tcW w:type="dxa" w:w="8496"/>
+            <w:shd w:val="clear" w:fill="002C5F"/>
+          </w:tcPr>
+          <w:p>
+            <w:r/>
+            <w:r>
+              <w:rPr>
+                <w:b/>
+                <w:color w:val="FFFFFF"/>
+                <w:sz w:val="20"/>
+              </w:rPr>
+              <w:t>Date</w:t>
+            </w:r>
+          </w:p>
+        </w:tc>
+        <w:tc>
+          <w:tcPr>
+            <w:tcW w:type="dxa" w:w="8496"/>
+          </w:tcPr>
+          <w:p>
+            <w:r/>
+            <w:r>
+              <w:rPr>
+                <w:sz w:val="20"/>
+              </w:rPr>
+              <w:t>19 August 2026</w:t>
+            </w:r>
+          </w:p>
+        </w:tc>
+      </w:tr>
+      <w:tr>
+        <w:tc>
+          <w:tcPr>
+            <w:tcW w:type="dxa" w:w="8496"/>
+            <w:shd w:val="clear" w:fill="002C5F"/>
+          </w:tcPr>
+          <w:p>
+            <w:r/>
+            <w:r>
+              <w:rPr>
+                <w:b/>
+                <w:color w:val="FFFFFF"/>
+                <w:sz w:val="20"/>
+              </w:rPr>
+              <w:t>Owner</w:t>
+            </w:r>
+          </w:p>
+        </w:tc>
+        <w:tc>
+          <w:tcPr>
+            <w:tcW w:type="dxa" w:w="8496"/>
+          </w:tcPr>
+          <w:p>
+            <w:r/>
+            <w:r>
+              <w:rPr>
+                <w:sz w:val="20"/>
+              </w:rPr>
+              <w:t>HAEE Cloud Team</w:t>
+            </w:r>
+          </w:p>
+        </w:tc>
+      </w:tr>
+      <w:tr>
+        <w:tc>
+          <w:tcPr>
+            <w:tcW w:type="dxa" w:w="8496"/>
+            <w:shd w:val="clear" w:fill="002C5F"/>
+          </w:tcPr>
+          <w:p>
+            <w:r/>
+            <w:r>
+              <w:rPr>
+                <w:b/>
+                <w:color w:val="FFFFFF"/>
+                <w:sz w:val="20"/>
+              </w:rPr>
+              <w:t>Status</w:t>
+            </w:r>
+          </w:p>
+        </w:tc>
+        <w:tc>
+          <w:tcPr>
+            <w:tcW w:type="dxa" w:w="8496"/>
+          </w:tcPr>
+          <w:p>
+            <w:r/>
+            <w:r>
+              <w:rPr>
+                <w:sz w:val="20"/>
+              </w:rPr>
+              <w:t>Draft — for review</w:t>
+            </w:r>
+          </w:p>
+        </w:tc>
+      </w:tr>
+    </w:tbl>
+    <w:p>
+      <w:r>
+        <w:br w:type="page"/>
+      </w:r>
+    </w:p>
+    <w:p>
+      <w:pPr>
+        <w:pStyle w:val="Heading1"/>
+      </w:pPr>
+      <w:r>
+        <w:t>1. Backup strategy</w:t>
+      </w:r>
+    </w:p>
+    <w:p>
+      <w:pPr>
+        <w:spacing w:after="120"/>
+      </w:pPr>
+      <w:r>
+        <w:t>SQL Server is installed by the client; SQL backup scheduling, retention and media are therefore client-owned. This section defines the AWS-side duties and the coordination points.</w:t>
+      </w:r>
+    </w:p>
+    <w:tbl>
+      <w:tblPr>
+        <w:tblStyle w:val="TableGrid"/>
+        <w:tblW w:type="auto" w:w="0"/>
+        <w:jc w:val="center"/>
+        <w:tblLook w:firstColumn="1" w:firstRow="1" w:lastColumn="0" w:lastRow="0" w:noHBand="0" w:noVBand="1" w:val="04A0"/>
+      </w:tblPr>
+      <w:tblGrid>
+        <w:gridCol w:w="3216"/>
+        <w:gridCol w:w="3216"/>
+        <w:gridCol w:w="3216"/>
+      </w:tblGrid>
+      <w:tr>
+        <w:tc>
+          <w:tcPr>
+            <w:tcW w:type="dxa" w:w="2160"/>
+            <w:shd w:val="clear" w:fill="002C5F"/>
+          </w:tcPr>
+          <w:p>
+            <w:pPr>
+              <w:spacing w:before="20" w:after="20"/>
+            </w:pPr>
+            <w:r/>
+            <w:r>
+              <w:rPr>
+                <w:b/>
+                <w:color w:val="FFFFFF"/>
+                <w:sz w:val="21"/>
+              </w:rPr>
+              <w:t>Scope</w:t>
+            </w:r>
+          </w:p>
+        </w:tc>
+        <w:tc>
+          <w:tcPr>
+            <w:tcW w:type="dxa" w:w="2592"/>
+            <w:shd w:val="clear" w:fill="002C5F"/>
+          </w:tcPr>
+          <w:p>
+            <w:pPr>
+              <w:spacing w:before="20" w:after="20"/>
+            </w:pPr>
+            <w:r/>
+            <w:r>
+              <w:rPr>
+                <w:b/>
+                <w:color w:val="FFFFFF"/>
+                <w:sz w:val="21"/>
+              </w:rPr>
+              <w:t>Who</w:t>
+            </w:r>
+          </w:p>
+        </w:tc>
+        <w:tc>
+          <w:tcPr>
+            <w:tcW w:type="dxa" w:w="6048"/>
+            <w:shd w:val="clear" w:fill="002C5F"/>
+          </w:tcPr>
+          <w:p>
+            <w:pPr>
+              <w:spacing w:before="20" w:after="20"/>
+            </w:pPr>
+            <w:r/>
+            <w:r>
+              <w:rPr>
+                <w:b/>
+                <w:color w:val="FFFFFF"/>
+                <w:sz w:val="21"/>
+              </w:rPr>
+              <w:t>What to do</w:t>
+            </w:r>
+          </w:p>
+        </w:tc>
+      </w:tr>
+      <w:tr>
+        <w:tc>
+          <w:tcPr>
+            <w:tcW w:type="dxa" w:w="2160"/>
+          </w:tcPr>
+          <w:p>
+            <w:pPr>
+              <w:spacing w:before="20" w:after="20"/>
+            </w:pPr>
+            <w:r/>
+            <w:r>
+              <w:rPr>
+                <w:b/>
+                <w:sz w:val="20"/>
+              </w:rPr>
+              <w:t>SQL backups</w:t>
+            </w:r>
+          </w:p>
+        </w:tc>
+        <w:tc>
+          <w:tcPr>
+            <w:tcW w:type="dxa" w:w="2592"/>
+          </w:tcPr>
+          <w:p>
+            <w:pPr>
+              <w:spacing w:before="20" w:after="20"/>
+            </w:pPr>
+            <w:r/>
+            <w:r>
+              <w:rPr>
+                <w:sz w:val="20"/>
+              </w:rPr>
+              <w:t>Client (SQL admin)</w:t>
+            </w:r>
+          </w:p>
+        </w:tc>
+        <w:tc>
+          <w:tcPr>
+            <w:tcW w:type="dxa" w:w="6048"/>
+          </w:tcPr>
+          <w:p>
+            <w:pPr>
+              <w:spacing w:before="20" w:after="20"/>
+            </w:pPr>
+            <w:r/>
+            <w:r>
+              <w:rPr>
+                <w:sz w:val="20"/>
+              </w:rPr>
+              <w:t>Regular full / differential / log backups per the agreed RPO; store on D: or an agreed share</w:t>
+            </w:r>
+          </w:p>
+        </w:tc>
+      </w:tr>
+      <w:tr>
+        <w:tc>
+          <w:tcPr>
+            <w:tcW w:type="dxa" w:w="2160"/>
+            <w:shd w:val="clear" w:fill="F2F7FB"/>
+          </w:tcPr>
+          <w:p>
+            <w:pPr>
+              <w:spacing w:before="20" w:after="20"/>
+            </w:pPr>
+            <w:r/>
+            <w:r>
+              <w:rPr>
+                <w:b/>
+                <w:sz w:val="20"/>
+              </w:rPr>
+              <w:t>EBS snapshots</w:t>
+            </w:r>
+          </w:p>
+        </w:tc>
+        <w:tc>
+          <w:tcPr>
+            <w:tcW w:type="dxa" w:w="2592"/>
+            <w:shd w:val="clear" w:fill="F2F7FB"/>
+          </w:tcPr>
+          <w:p>
+            <w:pPr>
+              <w:spacing w:before="20" w:after="20"/>
+            </w:pPr>
+            <w:r/>
+            <w:r>
+              <w:rPr>
+                <w:sz w:val="20"/>
+              </w:rPr>
+              <w:t>HMSG / ops</w:t>
+            </w:r>
+          </w:p>
+        </w:tc>
+        <w:tc>
+          <w:tcPr>
+            <w:tcW w:type="dxa" w:w="6048"/>
+            <w:shd w:val="clear" w:fill="F2F7FB"/>
+          </w:tcPr>
+          <w:p>
+            <w:pPr>
+              <w:spacing w:before="20" w:after="20"/>
+            </w:pPr>
+            <w:r/>
+            <w:r>
+              <w:rPr>
+                <w:sz w:val="20"/>
+              </w:rPr>
+              <w:t>Periodic snapshots of the root (250 GB) and data (4 TB) volumes — e.g. daily data-volume snapshot, weekly full</w:t>
+            </w:r>
+          </w:p>
+        </w:tc>
+      </w:tr>
+      <w:tr>
+        <w:tc>
+          <w:tcPr>
+            <w:tcW w:type="dxa" w:w="2160"/>
+          </w:tcPr>
+          <w:p>
+            <w:pPr>
+              <w:spacing w:before="20" w:after="20"/>
+            </w:pPr>
+            <w:r/>
+            <w:r>
+              <w:rPr>
+                <w:b/>
+                <w:sz w:val="20"/>
+              </w:rPr>
+              <w:t>Flow logs</w:t>
+            </w:r>
+          </w:p>
+        </w:tc>
+        <w:tc>
+          <w:tcPr>
+            <w:tcW w:type="dxa" w:w="2592"/>
+          </w:tcPr>
+          <w:p>
+            <w:pPr>
+              <w:spacing w:before="20" w:after="20"/>
+            </w:pPr>
+            <w:r/>
+            <w:r>
+              <w:rPr>
+                <w:sz w:val="20"/>
+              </w:rPr>
+              <w:t>AWS (automatic)</w:t>
+            </w:r>
+          </w:p>
+        </w:tc>
+        <w:tc>
+          <w:tcPr>
+            <w:tcW w:type="dxa" w:w="6048"/>
+          </w:tcPr>
+          <w:p>
+            <w:pPr>
+              <w:spacing w:before="20" w:after="20"/>
+            </w:pPr>
+            <w:r/>
+            <w:r>
+              <w:rPr>
+                <w:sz w:val="20"/>
+              </w:rPr>
+              <w:t>VPC flow logs → S3; lifecycle 30d → Glacier, expire 365d</w:t>
+            </w:r>
+          </w:p>
+        </w:tc>
+      </w:tr>
+      <w:tr>
+        <w:tc>
+          <w:tcPr>
+            <w:tcW w:type="dxa" w:w="2160"/>
+            <w:shd w:val="clear" w:fill="F2F7FB"/>
+          </w:tcPr>
+          <w:p>
+            <w:pPr>
+              <w:spacing w:before="20" w:after="20"/>
+            </w:pPr>
+            <w:r/>
+            <w:r>
+              <w:rPr>
+                <w:b/>
+                <w:sz w:val="20"/>
+              </w:rPr>
+              <w:t>Client VPN logs</w:t>
+            </w:r>
+          </w:p>
+        </w:tc>
+        <w:tc>
+          <w:tcPr>
+            <w:tcW w:type="dxa" w:w="2592"/>
+            <w:shd w:val="clear" w:fill="F2F7FB"/>
+          </w:tcPr>
+          <w:p>
+            <w:pPr>
+              <w:spacing w:before="20" w:after="20"/>
+            </w:pPr>
+            <w:r/>
+            <w:r>
+              <w:rPr>
+                <w:sz w:val="20"/>
+              </w:rPr>
+              <w:t>AWS (automatic)</w:t>
+            </w:r>
+          </w:p>
+        </w:tc>
+        <w:tc>
+          <w:tcPr>
+            <w:tcW w:type="dxa" w:w="6048"/>
+            <w:shd w:val="clear" w:fill="F2F7FB"/>
+          </w:tcPr>
+          <w:p>
+            <w:pPr>
+              <w:spacing w:before="20" w:after="20"/>
+            </w:pPr>
+            <w:r/>
+            <w:r>
+              <w:rPr>
+                <w:sz w:val="20"/>
+              </w:rPr>
+              <w:t>CloudWatch log group hmsg-rac-prd-clientvpn-logs, 90-day retention</w:t>
+            </w:r>
+          </w:p>
+        </w:tc>
+      </w:tr>
+    </w:tbl>
+    <w:p>
+      <w:pPr>
+        <w:pStyle w:val="ListBullet"/>
+        <w:spacing w:after="40"/>
+      </w:pPr>
+      <w:r>
+        <w:rPr>
+          <w:sz w:val="21"/>
+        </w:rPr>
+        <w:t>Coordinate the snapshot window with the SQL backup window to keep the volumes consistent.</w:t>
+      </w:r>
+    </w:p>
+    <w:p>
+      <w:pPr>
+        <w:pStyle w:val="ListBullet"/>
+        <w:spacing w:after="40"/>
+      </w:pPr>
+      <w:r>
+        <w:rPr>
+          <w:sz w:val="21"/>
+        </w:rPr>
+        <w:t>Test restore at least once before go-live (see section 3).</w:t>
+      </w:r>
+    </w:p>
+    <w:p>
+      <w:pPr>
+        <w:pStyle w:val="Heading1"/>
+      </w:pPr>
+      <w:r>
+        <w:t>2. MSSQL EC2 recovery</w:t>
+      </w:r>
+    </w:p>
+    <w:p>
+      <w:pPr>
+        <w:pStyle w:val="Heading2"/>
+      </w:pPr>
+      <w:r>
+        <w:t>2.1 Instance unhealthy / needs replacement</w:t>
+      </w:r>
+    </w:p>
+    <w:p>
+      <w:pPr>
+        <w:pStyle w:val="ListBullet"/>
+        <w:spacing w:after="40"/>
+      </w:pPr>
+      <w:r>
+        <w:rPr>
+          <w:sz w:val="21"/>
+        </w:rPr>
+        <w:t>Instance is protected (DeletionPolicy: Retain) — never delete it blindly; recover in place if the OS is intact.</w:t>
+      </w:r>
+    </w:p>
+    <w:p>
+      <w:pPr>
+        <w:pStyle w:val="ListBullet"/>
+        <w:spacing w:after="40"/>
+      </w:pPr>
+      <w:r>
+        <w:rPr>
+          <w:sz w:val="21"/>
+        </w:rPr>
+        <w:t>If replacement is required: restore the latest EBS snapshot to a new volume, or redeploy the CloudFormation stack and re-attach the data volume.</w:t>
+      </w:r>
+    </w:p>
+    <w:p>
+      <w:pPr>
+        <w:pStyle w:val="ListBullet"/>
+        <w:spacing w:after="40"/>
+      </w:pPr>
+      <w:r>
+        <w:rPr>
+          <w:sz w:val="21"/>
+        </w:rPr>
+        <w:t>Confirm the sysadm secret still matches; reset via EC2 Run Command / Session Manager if needed.</w:t>
+      </w:r>
+    </w:p>
+    <w:p>
+      <w:pPr>
+        <w:pStyle w:val="Heading2"/>
+      </w:pPr>
+      <w:r>
+        <w:t>2.2 Volume failure (root or data)</w:t>
+      </w:r>
+    </w:p>
+    <w:tbl>
+      <w:tblPr>
+        <w:tblStyle w:val="TableGrid"/>
+        <w:tblW w:type="auto" w:w="0"/>
+        <w:jc w:val="center"/>
+        <w:tblLook w:firstColumn="1" w:firstRow="1" w:lastColumn="0" w:lastRow="0" w:noHBand="0" w:noVBand="1" w:val="04A0"/>
+      </w:tblPr>
+      <w:tblGrid>
+        <w:gridCol w:w="4824"/>
+        <w:gridCol w:w="4824"/>
+      </w:tblGrid>
+      <w:tr>
+        <w:tc>
+          <w:tcPr>
+            <w:tcW w:type="dxa" w:w="2880"/>
+            <w:shd w:val="clear" w:fill="002C5F"/>
+          </w:tcPr>
+          <w:p>
+            <w:pPr>
+              <w:spacing w:before="20" w:after="20"/>
+            </w:pPr>
+            <w:r/>
+            <w:r>
+              <w:rPr>
+                <w:b/>
+                <w:color w:val="FFFFFF"/>
+                <w:sz w:val="21"/>
+              </w:rPr>
+              <w:t>Case</w:t>
+            </w:r>
+          </w:p>
+        </w:tc>
+        <w:tc>
+          <w:tcPr>
+            <w:tcW w:type="dxa" w:w="7920"/>
+            <w:shd w:val="clear" w:fill="002C5F"/>
+          </w:tcPr>
+          <w:p>
+            <w:pPr>
+              <w:spacing w:before="20" w:after="20"/>
+            </w:pPr>
+            <w:r/>
+            <w:r>
+              <w:rPr>
+                <w:b/>
+                <w:color w:val="FFFFFF"/>
+                <w:sz w:val="21"/>
+              </w:rPr>
+              <w:t>Recovery action</w:t>
+            </w:r>
+          </w:p>
+        </w:tc>
+      </w:tr>
+      <w:tr>
+        <w:tc>
+          <w:tcPr>
+            <w:tcW w:type="dxa" w:w="2880"/>
+          </w:tcPr>
+          <w:p>
+            <w:pPr>
+              <w:spacing w:before="20" w:after="20"/>
+            </w:pPr>
+            <w:r/>
+            <w:r>
+              <w:rPr>
+                <w:b/>
+                <w:sz w:val="20"/>
+              </w:rPr>
+              <w:t>Root volume lost</w:t>
+            </w:r>
+          </w:p>
+        </w:tc>
+        <w:tc>
+          <w:tcPr>
+            <w:tcW w:type="dxa" w:w="7920"/>
+          </w:tcPr>
+          <w:p>
+            <w:pPr>
+              <w:spacing w:before="20" w:after="20"/>
+            </w:pPr>
+            <w:r/>
+            <w:r>
+              <w:rPr>
+                <w:sz w:val="20"/>
+              </w:rPr>
+              <w:t>Redeploy the stack (or re-launch from the AMI), re-attach the retained data volume, ensure D: is mounted, verify the sysadm account.</w:t>
+            </w:r>
+          </w:p>
+        </w:tc>
+      </w:tr>
+      <w:tr>
+        <w:tc>
+          <w:tcPr>
+            <w:tcW w:type="dxa" w:w="2880"/>
+            <w:shd w:val="clear" w:fill="F2F7FB"/>
+          </w:tcPr>
+          <w:p>
+            <w:pPr>
+              <w:spacing w:before="20" w:after="20"/>
+            </w:pPr>
+            <w:r/>
+            <w:r>
+              <w:rPr>
+                <w:b/>
+                <w:sz w:val="20"/>
+              </w:rPr>
+              <w:t>Data volume lost</w:t>
+            </w:r>
+          </w:p>
+        </w:tc>
+        <w:tc>
+          <w:tcPr>
+            <w:tcW w:type="dxa" w:w="7920"/>
+            <w:shd w:val="clear" w:fill="F2F7FB"/>
+          </w:tcPr>
+          <w:p>
+            <w:pPr>
+              <w:spacing w:before="20" w:after="20"/>
+            </w:pPr>
+            <w:r/>
+            <w:r>
+              <w:rPr>
+                <w:sz w:val="20"/>
+              </w:rPr>
+              <w:t>Restore the latest data-volume snapshot as a new 4 TB volume, attach to D:, run DBCC CHECKDB before reopening access.</w:t>
+            </w:r>
+          </w:p>
+        </w:tc>
+      </w:tr>
+      <w:tr>
+        <w:tc>
+          <w:tcPr>
+            <w:tcW w:type="dxa" w:w="2880"/>
+          </w:tcPr>
+          <w:p>
+            <w:pPr>
+              <w:spacing w:before="20" w:after="20"/>
+            </w:pPr>
+            <w:r/>
+            <w:r>
+              <w:rPr>
+                <w:b/>
+                <w:sz w:val="20"/>
+              </w:rPr>
+              <w:t>Both lost</w:t>
+            </w:r>
+          </w:p>
+        </w:tc>
+        <w:tc>
+          <w:tcPr>
+            <w:tcW w:type="dxa" w:w="7920"/>
+          </w:tcPr>
+          <w:p>
+            <w:pPr>
+              <w:spacing w:before="20" w:after="20"/>
+            </w:pPr>
+            <w:r/>
+            <w:r>
+              <w:rPr>
+                <w:sz w:val="20"/>
+              </w:rPr>
+              <w:t>Full restore: new instance + restored data volume + SQL backup replay (full → diff → logs).</w:t>
+            </w:r>
+          </w:p>
+        </w:tc>
+      </w:tr>
+    </w:tbl>
+    <w:p>
+      <w:pPr>
+        <w:pStyle w:val="Heading2"/>
+      </w:pPr>
+      <w:r>
+        <w:t>2.3 sysadm password recovery</w:t>
+      </w:r>
+    </w:p>
+    <w:p>
+      <w:pPr>
+        <w:spacing w:after="120"/>
+      </w:pPr>
+      <w:r>
+        <w:t>Read the value from Secrets Manager, or decrypt the built-in Administrator password with the key pair (EC2 console → Get Windows password) and reset sysadm from there. Keep the secret in line with the account afterwards.</w:t>
+      </w:r>
+    </w:p>
+    <w:p>
+      <w:pPr>
+        <w:pStyle w:val="Heading1"/>
+      </w:pPr>
+      <w:r>
+        <w:t>3. Recovery test</w:t>
+      </w:r>
+    </w:p>
+    <w:p>
+      <w:pPr>
+        <w:pStyle w:val="ListBullet"/>
+        <w:spacing w:after="40"/>
+      </w:pPr>
+      <w:r>
+        <w:rPr>
+          <w:sz w:val="21"/>
+        </w:rPr>
+        <w:t>Boot the restored instance and verify: D: mounted, SQL services start, 1433 reachable from a Client VPN client.</w:t>
+      </w:r>
+    </w:p>
+    <w:p>
+      <w:pPr>
+        <w:pStyle w:val="ListBullet"/>
+        <w:spacing w:after="40"/>
+      </w:pPr>
+      <w:r>
+        <w:rPr>
+          <w:sz w:val="21"/>
+        </w:rPr>
+        <w:t>Verify SSM Session Manager access (interface endpoints available).</w:t>
+      </w:r>
+    </w:p>
+    <w:p>
+      <w:pPr>
+        <w:pStyle w:val="ListBullet"/>
+        <w:spacing w:after="40"/>
+      </w:pPr>
+      <w:r>
+        <w:rPr>
+          <w:sz w:val="21"/>
+        </w:rPr>
+        <w:t>If the Site-to-Site VPN is deployed, verify the on-prem route in the pri/db route tables.</w:t>
+      </w:r>
+    </w:p>
+    <w:p>
+      <w:pPr>
+        <w:pStyle w:val="ListBullet"/>
+        <w:spacing w:after="40"/>
+      </w:pPr>
+      <w:r>
+        <w:rPr>
+          <w:sz w:val="21"/>
+        </w:rPr>
+        <w:t>Record the test result in the Project Completion Checklist evidence column.</w:t>
+      </w:r>
+    </w:p>
+    <w:p>
+      <w:pPr>
+        <w:pStyle w:val="Heading1"/>
+      </w:pPr>
+      <w:r>
+        <w:t>4. VPN configuration</w:t>
+      </w:r>
+    </w:p>
+    <w:p>
+      <w:pPr>
+        <w:pStyle w:val="Heading2"/>
+      </w:pPr>
+      <w:r>
+        <w:t>4.1 AWS Client VPN</w:t>
+      </w:r>
+    </w:p>
+    <w:tbl>
+      <w:tblPr>
+        <w:tblStyle w:val="TableGrid"/>
+        <w:tblW w:type="auto" w:w="0"/>
+        <w:jc w:val="center"/>
+        <w:tblLook w:firstColumn="1" w:firstRow="1" w:lastColumn="0" w:lastRow="0" w:noHBand="0" w:noVBand="1" w:val="04A0"/>
+      </w:tblPr>
+      <w:tblGrid>
+        <w:gridCol w:w="4824"/>
+        <w:gridCol w:w="4824"/>
+      </w:tblGrid>
+      <w:tr>
+        <w:tc>
+          <w:tcPr>
+            <w:tcW w:type="dxa" w:w="2880"/>
+            <w:shd w:val="clear" w:fill="002C5F"/>
+          </w:tcPr>
+          <w:p>
+            <w:pPr>
+              <w:spacing w:before="20" w:after="20"/>
+            </w:pPr>
+            <w:r/>
+            <w:r>
+              <w:rPr>
+                <w:b/>
+                <w:color w:val="FFFFFF"/>
+                <w:sz w:val="21"/>
               </w:rPr>
               <w:t>Setting</w:t>
             </w:r>
@@ -131,14 +1046,19 @@
         </w:tc>
         <w:tc>
           <w:tcPr>
-            <w:tcW w:type="dxa" w:w="4320"/>
-            <w:shd w:fill="1F4E78"/>
+            <w:tcW w:type="dxa" w:w="7920"/>
+            <w:shd w:val="clear" w:fill="002C5F"/>
           </w:tcPr>
           <w:p>
+            <w:pPr>
+              <w:spacing w:before="20" w:after="20"/>
+            </w:pPr>
+            <w:r/>
             <w:r>
               <w:rPr>
                 <w:b/>
                 <w:color w:val="FFFFFF"/>
+                <w:sz w:val="21"/>
               </w:rPr>
               <w:t>Value</w:t>
             </w:r>
@@ -148,20 +1068,35 @@
       <w:tr>
         <w:tc>
           <w:tcPr>
-            <w:tcW w:type="dxa" w:w="4320"/>
+            <w:tcW w:type="dxa" w:w="2880"/>
           </w:tcPr>
           <w:p>
+            <w:pPr>
+              <w:spacing w:before="20" w:after="20"/>
+            </w:pPr>
+            <w:r/>
             <w:r>
+              <w:rPr>
+                <w:b/>
+                <w:sz w:val="20"/>
+              </w:rPr>
               <w:t>Client CIDR</w:t>
             </w:r>
           </w:p>
         </w:tc>
         <w:tc>
           <w:tcPr>
-            <w:tcW w:type="dxa" w:w="4320"/>
+            <w:tcW w:type="dxa" w:w="7920"/>
           </w:tcPr>
           <w:p>
+            <w:pPr>
+              <w:spacing w:before="20" w:after="20"/>
+            </w:pPr>
+            <w:r/>
             <w:r>
+              <w:rPr>
+                <w:sz w:val="20"/>
+              </w:rPr>
               <w:t>10.200.0.0/22</w:t>
             </w:r>
           </w:p>
@@ -170,21 +1105,38 @@
       <w:tr>
         <w:tc>
           <w:tcPr>
-            <w:tcW w:type="dxa" w:w="4320"/>
+            <w:tcW w:type="dxa" w:w="2880"/>
+            <w:shd w:val="clear" w:fill="F2F7FB"/>
           </w:tcPr>
           <w:p>
+            <w:pPr>
+              <w:spacing w:before="20" w:after="20"/>
+            </w:pPr>
+            <w:r/>
             <w:r>
+              <w:rPr>
+                <w:b/>
+                <w:sz w:val="20"/>
+              </w:rPr>
               <w:t>Authentication</w:t>
             </w:r>
           </w:p>
         </w:tc>
         <w:tc>
           <w:tcPr>
-            <w:tcW w:type="dxa" w:w="4320"/>
+            <w:tcW w:type="dxa" w:w="7920"/>
+            <w:shd w:val="clear" w:fill="F2F7FB"/>
           </w:tcPr>
           <w:p>
+            <w:pPr>
+              <w:spacing w:before="20" w:after="20"/>
+            </w:pPr>
+            <w:r/>
             <w:r>
-              <w:t>Federated SAML / Entra ID</w:t>
+              <w:rPr>
+                <w:sz w:val="20"/>
+              </w:rPr>
+              <w:t>Federated SAML — Microsoft Entra ID (client-side enterprise app)</w:t>
             </w:r>
           </w:p>
         </w:tc>
@@ -192,21 +1144,36 @@
       <w:tr>
         <w:tc>
           <w:tcPr>
-            <w:tcW w:type="dxa" w:w="4320"/>
+            <w:tcW w:type="dxa" w:w="2880"/>
           </w:tcPr>
           <w:p>
+            <w:pPr>
+              <w:spacing w:before="20" w:after="20"/>
+            </w:pPr>
+            <w:r/>
             <w:r>
-              <w:t>Transport</w:t>
+              <w:rPr>
+                <w:b/>
+                <w:sz w:val="20"/>
+              </w:rPr>
+              <w:t>Transport / port</w:t>
             </w:r>
           </w:p>
         </w:tc>
         <w:tc>
           <w:tcPr>
-            <w:tcW w:type="dxa" w:w="4320"/>
+            <w:tcW w:type="dxa" w:w="7920"/>
           </w:tcPr>
           <w:p>
+            <w:pPr>
+              <w:spacing w:before="20" w:after="20"/>
+            </w:pPr>
+            <w:r/>
             <w:r>
-              <w:t>UDP 443</w:t>
+              <w:rPr>
+                <w:sz w:val="20"/>
+              </w:rPr>
+              <w:t>UDP 443 — no TCP fallback</w:t>
             </w:r>
           </w:p>
         </w:tc>
@@ -214,20 +1181,37 @@
       <w:tr>
         <w:tc>
           <w:tcPr>
-            <w:tcW w:type="dxa" w:w="4320"/>
+            <w:tcW w:type="dxa" w:w="2880"/>
+            <w:shd w:val="clear" w:fill="F2F7FB"/>
           </w:tcPr>
           <w:p>
+            <w:pPr>
+              <w:spacing w:before="20" w:after="20"/>
+            </w:pPr>
+            <w:r/>
             <w:r>
+              <w:rPr>
+                <w:b/>
+                <w:sz w:val="20"/>
+              </w:rPr>
               <w:t>Split tunnel</w:t>
             </w:r>
           </w:p>
         </w:tc>
         <w:tc>
           <w:tcPr>
-            <w:tcW w:type="dxa" w:w="4320"/>
+            <w:tcW w:type="dxa" w:w="7920"/>
+            <w:shd w:val="clear" w:fill="F2F7FB"/>
           </w:tcPr>
           <w:p>
+            <w:pPr>
+              <w:spacing w:before="20" w:after="20"/>
+            </w:pPr>
+            <w:r/>
             <w:r>
+              <w:rPr>
+                <w:sz w:val="20"/>
+              </w:rPr>
               <w:t>Enabled</w:t>
             </w:r>
           </w:p>
@@ -236,21 +1220,36 @@
       <w:tr>
         <w:tc>
           <w:tcPr>
-            <w:tcW w:type="dxa" w:w="4320"/>
+            <w:tcW w:type="dxa" w:w="2880"/>
           </w:tcPr>
           <w:p>
+            <w:pPr>
+              <w:spacing w:before="20" w:after="20"/>
+            </w:pPr>
+            <w:r/>
             <w:r>
+              <w:rPr>
+                <w:b/>
+                <w:sz w:val="20"/>
+              </w:rPr>
               <w:t>Target networks</w:t>
             </w:r>
           </w:p>
         </w:tc>
         <w:tc>
           <w:tcPr>
-            <w:tcW w:type="dxa" w:w="4320"/>
+            <w:tcW w:type="dxa" w:w="7920"/>
           </w:tcPr>
           <w:p>
+            <w:pPr>
+              <w:spacing w:before="20" w:after="20"/>
+            </w:pPr>
+            <w:r/>
             <w:r>
-              <w:t>PriSubnetA and PriSubnetC</w:t>
+              <w:rPr>
+                <w:sz w:val="20"/>
+              </w:rPr>
+              <w:t>pri-ec1a (172.200.0.64/27) · pri-ec1c (172.200.0.96/27)</w:t>
             </w:r>
           </w:p>
         </w:tc>
@@ -258,21 +1257,114 @@
       <w:tr>
         <w:tc>
           <w:tcPr>
-            <w:tcW w:type="dxa" w:w="4320"/>
+            <w:tcW w:type="dxa" w:w="2880"/>
+            <w:shd w:val="clear" w:fill="F2F7FB"/>
           </w:tcPr>
           <w:p>
+            <w:pPr>
+              <w:spacing w:before="20" w:after="20"/>
+            </w:pPr>
+            <w:r/>
             <w:r>
+              <w:rPr>
+                <w:b/>
+                <w:sz w:val="20"/>
+              </w:rPr>
               <w:t>Route</w:t>
             </w:r>
           </w:p>
         </w:tc>
         <w:tc>
           <w:tcPr>
-            <w:tcW w:type="dxa" w:w="4320"/>
+            <w:tcW w:type="dxa" w:w="7920"/>
+            <w:shd w:val="clear" w:fill="F2F7FB"/>
           </w:tcPr>
           <w:p>
+            <w:pPr>
+              <w:spacing w:before="20" w:after="20"/>
+            </w:pPr>
+            <w:r/>
             <w:r>
-              <w:t>Whole VPC CIDR 172.200.0.0/24</w:t>
+              <w:rPr>
+                <w:sz w:val="20"/>
+              </w:rPr>
+              <w:t>172.200.0.0/24 via the pri-ec1a association</w:t>
+            </w:r>
+          </w:p>
+        </w:tc>
+      </w:tr>
+      <w:tr>
+        <w:tc>
+          <w:tcPr>
+            <w:tcW w:type="dxa" w:w="2880"/>
+          </w:tcPr>
+          <w:p>
+            <w:pPr>
+              <w:spacing w:before="20" w:after="20"/>
+            </w:pPr>
+            <w:r/>
+            <w:r>
+              <w:rPr>
+                <w:b/>
+                <w:sz w:val="20"/>
+              </w:rPr>
+              <w:t>Authorization</w:t>
+            </w:r>
+          </w:p>
+        </w:tc>
+        <w:tc>
+          <w:tcPr>
+            <w:tcW w:type="dxa" w:w="7920"/>
+          </w:tcPr>
+          <w:p>
+            <w:pPr>
+              <w:spacing w:before="20" w:after="20"/>
+            </w:pPr>
+            <w:r/>
+            <w:r>
+              <w:rPr>
+                <w:sz w:val="20"/>
+              </w:rPr>
+              <w:t>All groups → whole VPC; restrict later via Entra group claims if required</w:t>
+            </w:r>
+          </w:p>
+        </w:tc>
+      </w:tr>
+      <w:tr>
+        <w:tc>
+          <w:tcPr>
+            <w:tcW w:type="dxa" w:w="2880"/>
+            <w:shd w:val="clear" w:fill="F2F7FB"/>
+          </w:tcPr>
+          <w:p>
+            <w:pPr>
+              <w:spacing w:before="20" w:after="20"/>
+            </w:pPr>
+            <w:r/>
+            <w:r>
+              <w:rPr>
+                <w:b/>
+                <w:sz w:val="20"/>
+              </w:rPr>
+              <w:t>Logging</w:t>
+            </w:r>
+          </w:p>
+        </w:tc>
+        <w:tc>
+          <w:tcPr>
+            <w:tcW w:type="dxa" w:w="7920"/>
+            <w:shd w:val="clear" w:fill="F2F7FB"/>
+          </w:tcPr>
+          <w:p>
+            <w:pPr>
+              <w:spacing w:before="20" w:after="20"/>
+            </w:pPr>
+            <w:r/>
+            <w:r>
+              <w:rPr>
+                <w:sz w:val="20"/>
+              </w:rPr>
+              <w:t>CloudWatch — 90 days</w:t>
             </w:r>
           </w:p>
         </w:tc>
@@ -280,76 +1372,289 @@
     </w:tbl>
     <w:p>
       <w:pPr>
-        <w:pStyle w:val="Heading1"/>
+        <w:pStyle w:val="Heading2"/>
       </w:pPr>
       <w:r>
-        <w:t>4. Site-to-Site VPN Configuration</w:t>
+        <w:t>4.2 SAML values for the client's Entra ID application</w:t>
+      </w:r>
+    </w:p>
+    <w:tbl>
+      <w:tblPr>
+        <w:tblStyle w:val="TableGrid"/>
+        <w:tblW w:type="auto" w:w="0"/>
+        <w:jc w:val="center"/>
+        <w:tblLook w:firstColumn="1" w:firstRow="1" w:lastColumn="0" w:lastRow="0" w:noHBand="0" w:noVBand="1" w:val="04A0"/>
+      </w:tblPr>
+      <w:tblGrid>
+        <w:gridCol w:w="4824"/>
+        <w:gridCol w:w="4824"/>
+      </w:tblGrid>
+      <w:tr>
+        <w:tc>
+          <w:tcPr>
+            <w:tcW w:type="dxa" w:w="2880"/>
+            <w:shd w:val="clear" w:fill="002C5F"/>
+          </w:tcPr>
+          <w:p>
+            <w:pPr>
+              <w:spacing w:before="20" w:after="20"/>
+            </w:pPr>
+            <w:r/>
+            <w:r>
+              <w:rPr>
+                <w:b/>
+                <w:color w:val="FFFFFF"/>
+                <w:sz w:val="21"/>
+              </w:rPr>
+              <w:t>Field</w:t>
+            </w:r>
+          </w:p>
+        </w:tc>
+        <w:tc>
+          <w:tcPr>
+            <w:tcW w:type="dxa" w:w="7920"/>
+            <w:shd w:val="clear" w:fill="002C5F"/>
+          </w:tcPr>
+          <w:p>
+            <w:pPr>
+              <w:spacing w:before="20" w:after="20"/>
+            </w:pPr>
+            <w:r/>
+            <w:r>
+              <w:rPr>
+                <w:b/>
+                <w:color w:val="FFFFFF"/>
+                <w:sz w:val="21"/>
+              </w:rPr>
+              <w:t>Value</w:t>
+            </w:r>
+          </w:p>
+        </w:tc>
+      </w:tr>
+      <w:tr>
+        <w:tc>
+          <w:tcPr>
+            <w:tcW w:type="dxa" w:w="2880"/>
+          </w:tcPr>
+          <w:p>
+            <w:pPr>
+              <w:spacing w:before="20" w:after="20"/>
+            </w:pPr>
+            <w:r/>
+            <w:r>
+              <w:rPr>
+                <w:b/>
+                <w:sz w:val="20"/>
+              </w:rPr>
+              <w:t>Identifier (Entity ID)</w:t>
+            </w:r>
+          </w:p>
+        </w:tc>
+        <w:tc>
+          <w:tcPr>
+            <w:tcW w:type="dxa" w:w="7920"/>
+          </w:tcPr>
+          <w:p>
+            <w:pPr>
+              <w:spacing w:before="20" w:after="20"/>
+            </w:pPr>
+            <w:r/>
+            <w:r>
+              <w:rPr>
+                <w:sz w:val="20"/>
+              </w:rPr>
+              <w:t>urn:amazon:webservices:clientvpn</w:t>
+            </w:r>
+          </w:p>
+        </w:tc>
+      </w:tr>
+      <w:tr>
+        <w:tc>
+          <w:tcPr>
+            <w:tcW w:type="dxa" w:w="2880"/>
+            <w:shd w:val="clear" w:fill="F2F7FB"/>
+          </w:tcPr>
+          <w:p>
+            <w:pPr>
+              <w:spacing w:before="20" w:after="20"/>
+            </w:pPr>
+            <w:r/>
+            <w:r>
+              <w:rPr>
+                <w:b/>
+                <w:sz w:val="20"/>
+              </w:rPr>
+              <w:t>Reply URL</w:t>
+            </w:r>
+          </w:p>
+        </w:tc>
+        <w:tc>
+          <w:tcPr>
+            <w:tcW w:type="dxa" w:w="7920"/>
+            <w:shd w:val="clear" w:fill="F2F7FB"/>
+          </w:tcPr>
+          <w:p>
+            <w:pPr>
+              <w:spacing w:before="20" w:after="20"/>
+            </w:pPr>
+            <w:r/>
+            <w:r>
+              <w:rPr>
+                <w:sz w:val="20"/>
+              </w:rPr>
+              <w:t>https://self-service.clientvpn.amazonaws.com/api/auth/sso/saml</w:t>
+            </w:r>
+          </w:p>
+        </w:tc>
+      </w:tr>
+      <w:tr>
+        <w:tc>
+          <w:tcPr>
+            <w:tcW w:type="dxa" w:w="2880"/>
+          </w:tcPr>
+          <w:p>
+            <w:pPr>
+              <w:spacing w:before="20" w:after="20"/>
+            </w:pPr>
+            <w:r/>
+            <w:r>
+              <w:rPr>
+                <w:b/>
+                <w:sz w:val="20"/>
+              </w:rPr>
+              <w:t>Sign-on URL</w:t>
+            </w:r>
+          </w:p>
+        </w:tc>
+        <w:tc>
+          <w:tcPr>
+            <w:tcW w:type="dxa" w:w="7920"/>
+          </w:tcPr>
+          <w:p>
+            <w:pPr>
+              <w:spacing w:before="20" w:after="20"/>
+            </w:pPr>
+            <w:r/>
+            <w:r>
+              <w:rPr>
+                <w:sz w:val="20"/>
+              </w:rPr>
+              <w:t>http://127.0.0.1:35001 (loopback listener on the user device)</w:t>
+            </w:r>
+          </w:p>
+        </w:tc>
+      </w:tr>
+    </w:tbl>
+    <w:p>
+      <w:pPr>
+        <w:pStyle w:val="Heading2"/>
+      </w:pPr>
+      <w:r>
+        <w:t>4.3 Site-to-Site VPN (optional)</w:t>
       </w:r>
     </w:p>
     <w:p>
       <w:pPr>
         <w:pStyle w:val="ListBullet"/>
+        <w:spacing w:after="40"/>
       </w:pPr>
       <w:r>
-        <w:t>Optional and conditional on CustomerGatewayIp + OnPremCidr.</w:t>
+        <w:rPr>
+          <w:sz w:val="21"/>
+        </w:rPr>
+        <w:t>Created only when CustomerGatewayIp and OnPremCidr are both supplied (add-only stack update).</w:t>
       </w:r>
     </w:p>
     <w:p>
       <w:pPr>
         <w:pStyle w:val="ListBullet"/>
+        <w:spacing w:after="40"/>
       </w:pPr>
       <w:r>
-        <w:t>Static routing is used; routes are propagated to the private and DB route tables.</w:t>
+        <w:rPr>
+          <w:sz w:val="21"/>
+        </w:rPr>
+        <w:t>Customer gateway: ipsec.1, BGP ASN 65000. Amazon side ASN 64512. Static routing only.</w:t>
       </w:r>
     </w:p>
     <w:p>
       <w:pPr>
         <w:pStyle w:val="ListBullet"/>
+        <w:spacing w:after="40"/>
       </w:pPr>
       <w:r>
-        <w:t>Download the tunnel configuration from the VPC console and hand it to the on-prem firewall team.</w:t>
+        <w:rPr>
+          <w:sz w:val="21"/>
+        </w:rPr>
+        <w:t>Download the tunnel configuration from the VPC console (Site-to-Site VPN connections) and hand it to the on-prem firewall team.</w:t>
       </w:r>
     </w:p>
     <w:p>
       <w:pPr>
         <w:pStyle w:val="ListBullet"/>
+        <w:spacing w:after="40"/>
       </w:pPr>
       <w:r>
-        <w:t>If the client changes the site IP, update the stack and re-download tunnel settings.</w:t>
+        <w:rPr>
+          <w:sz w:val="21"/>
+        </w:rPr>
+        <w:t>If the race site moves (new public IP), update the stack — the VPN connection is replaced and must be re-configured on both sides.</w:t>
       </w:r>
     </w:p>
     <w:p>
       <w:pPr>
-        <w:pStyle w:val="Heading1"/>
+        <w:spacing w:before="80"/>
       </w:pPr>
       <w:r>
-        <w:t>5. Recovery Test</w:t>
-      </w:r>
-    </w:p>
-    <w:p>
-      <w:pPr>
-        <w:pStyle w:val="ListBullet"/>
-      </w:pPr>
-      <w:r>
-        <w:t>Validate SQL service start, database connectivity through Client VPN, and route propagation through the Site-to-Site VPN.</w:t>
-      </w:r>
-    </w:p>
-    <w:p>
-      <w:pPr>
-        <w:pStyle w:val="ListBullet"/>
-      </w:pPr>
-      <w:r>
-        <w:t>Confirm Secrets Manager and SSM access from the private subnet through the interface endpoints.</w:t>
+        <w:rPr>
+          <w:i/>
+          <w:color w:val="800000"/>
+          <w:sz w:val="20"/>
+        </w:rPr>
+        <w:t>Never publish the tunnel pre-shared keys or the sysadm password in any shared document. Secrets stay in Secrets Manager and in the VPN consoles.</w:t>
       </w:r>
     </w:p>
     <w:sectPr>
+      <w:footerReference w:type="default" r:id="rId9"/>
       <w:pgSz w:w="12240" w:h="15840"/>
-      <w:pgMar w:top="1440" w:right="1800" w:bottom="1440" w:left="1800" w:header="720" w:footer="720" w:gutter="0"/>
+      <w:pgMar w:top="1152" w:right="1296" w:bottom="1152" w:left="1296" w:header="720" w:footer="720" w:gutter="0"/>
       <w:cols w:space="720"/>
+      <w:titlePg/>
       <w:docGrid w:linePitch="360"/>
     </w:sectPr>
   </w:body>
 </w:document>
+</file>
+
+<file path=word/footer1.xml><?xml version="1.0" encoding="utf-8"?>
+<w:ftr xmlns:m="http://schemas.openxmlformats.org/officeDocument/2006/math" xmlns:mc="http://schemas.openxmlformats.org/markup-compatibility/2006" xmlns:mo="http://schemas.microsoft.com/office/mac/office/2008/main" xmlns:mv="urn:schemas-microsoft-com:mac:vml" xmlns:o="urn:schemas-microsoft-com:office:office" xmlns:r="http://schemas.openxmlformats.org/officeDocument/2006/relationships" xmlns:v="urn:schemas-microsoft-com:vml" xmlns:w10="urn:schemas-microsoft-com:office:word" xmlns:w14="http://schemas.microsoft.com/office/word/2010/wordml" xmlns:w="http://schemas.openxmlformats.org/wordprocessingml/2006/main" xmlns:wne="http://schemas.microsoft.com/office/word/2006/wordml" xmlns:wp14="http://schemas.microsoft.com/office/word/2010/wordprocessingDrawing" xmlns:wp="http://schemas.openxmlformats.org/drawingml/2006/wordprocessingDrawing" xmlns:wpc="http://schemas.microsoft.com/office/word/2010/wordprocessingCanvas" xmlns:wpg="http://schemas.microsoft.com/office/word/2010/wordprocessingGroup" xmlns:wpi="http://schemas.microsoft.com/office/word/2010/wordprocessingInk" xmlns:wps="http://schemas.microsoft.com/office/word/2010/wordprocessingShape" mc:Ignorable="w14 wp14">
+  <w:p>
+    <w:pPr>
+      <w:pStyle w:val="Footer"/>
+      <w:tabs>
+        <w:tab w:pos="10080" w:val="right"/>
+      </w:tabs>
+    </w:pPr>
+    <w:r>
+      <w:rPr>
+        <w:color w:val="99A7B4"/>
+        <w:sz w:val="17"/>
+      </w:rPr>
+      <w:t>HMSG WEC Racing — PRD · Backup · MSSQL EC2 Recovery · VPN Configuration</w:t>
+    </w:r>
+    <w:r>
+      <w:tab/>
+    </w:r>
+    <w:fldSimple w:instr="PAGE">
+      <w:r>
+        <w:rPr>
+          <w:sz w:val="18"/>
+        </w:rPr>
+        <w:t>1</w:t>
+      </w:r>
+    </w:fldSimple>
+  </w:p>
+</w:ftr>
 </file>
 
 <file path=word/numbering.xml><?xml version="1.0" encoding="utf-8"?>
@@ -715,6 +2020,11 @@
     <w:name w:val="Normal"/>
     <w:qFormat/>
     <w:rsid w:val="00FC693F"/>
+    <w:rPr>
+      <w:rFonts w:ascii="Calibri" w:hAnsi="Calibri"/>
+      <w:color w:val="333333"/>
+      <w:sz w:val="21"/>
+    </w:rPr>
   </w:style>
   <w:style w:type="paragraph" w:styleId="Header">
     <w:name w:val="header"/>
@@ -771,15 +2081,15 @@
     <w:pPr>
       <w:keepNext/>
       <w:keepLines/>
-      <w:spacing w:before="480" w:after="0"/>
+      <w:spacing w:before="280" w:after="80" w:line="252" w:lineRule="auto"/>
       <w:outlineLvl w:val="0"/>
     </w:pPr>
     <w:rPr>
-      <w:rFonts w:asciiTheme="majorHAnsi" w:eastAsiaTheme="majorEastAsia" w:hAnsiTheme="majorHAnsi" w:cstheme="majorBidi"/>
+      <w:rFonts w:asciiTheme="majorHAnsi" w:eastAsiaTheme="majorEastAsia" w:hAnsiTheme="majorHAnsi" w:cstheme="majorBidi" w:ascii="Calibri" w:hAnsi="Calibri"/>
       <w:b/>
       <w:bCs/>
-      <w:color w:val="365F91" w:themeColor="accent1" w:themeShade="BF"/>
-      <w:sz w:val="28"/>
+      <w:color w:val="002C5F"/>
+      <w:sz w:val="30"/>
       <w:szCs w:val="28"/>
     </w:rPr>
   </w:style>
@@ -795,14 +2105,14 @@
     <w:pPr>
       <w:keepNext/>
       <w:keepLines/>
-      <w:spacing w:before="200" w:after="0"/>
+      <w:spacing w:before="160" w:after="80" w:line="252" w:lineRule="auto"/>
       <w:outlineLvl w:val="1"/>
     </w:pPr>
     <w:rPr>
-      <w:rFonts w:asciiTheme="majorHAnsi" w:eastAsiaTheme="majorEastAsia" w:hAnsiTheme="majorHAnsi" w:cstheme="majorBidi"/>
+      <w:rFonts w:asciiTheme="majorHAnsi" w:eastAsiaTheme="majorEastAsia" w:hAnsiTheme="majorHAnsi" w:cstheme="majorBidi" w:ascii="Calibri" w:hAnsi="Calibri"/>
       <w:b/>
       <w:bCs/>
-      <w:color w:val="4F81BD" w:themeColor="accent1"/>
+      <w:color w:val="002C5F"/>
       <w:sz w:val="26"/>
       <w:szCs w:val="26"/>
     </w:rPr>
@@ -819,14 +2129,15 @@
     <w:pPr>
       <w:keepNext/>
       <w:keepLines/>
-      <w:spacing w:before="200" w:after="0"/>
+      <w:spacing w:before="160" w:after="80" w:line="252" w:lineRule="auto"/>
       <w:outlineLvl w:val="2"/>
     </w:pPr>
     <w:rPr>
-      <w:rFonts w:asciiTheme="majorHAnsi" w:eastAsiaTheme="majorEastAsia" w:hAnsiTheme="majorHAnsi" w:cstheme="majorBidi"/>
+      <w:rFonts w:asciiTheme="majorHAnsi" w:eastAsiaTheme="majorEastAsia" w:hAnsiTheme="majorHAnsi" w:cstheme="majorBidi" w:ascii="Calibri" w:hAnsi="Calibri"/>
       <w:b/>
       <w:bCs/>
-      <w:color w:val="4F81BD" w:themeColor="accent1"/>
+      <w:color w:val="002C5F"/>
+      <w:sz w:val="23"/>
     </w:rPr>
   </w:style>
   <w:style w:type="paragraph" w:styleId="Heading4">

--- a/deliverables/Backup-MSSQL-EC2-Recovery-and-VPN-Configuration.docx
+++ b/deliverables/Backup-MSSQL-EC2-Recovery-and-VPN-Configuration.docx
@@ -576,7 +576,7 @@
                 <w:b/>
                 <w:sz w:val="20"/>
               </w:rPr>
-              <w:t>Flow logs</w:t>
+              <w:t>Client VPN logs</w:t>
             </w:r>
           </w:p>
         </w:tc>
@@ -600,63 +600,6 @@
         <w:tc>
           <w:tcPr>
             <w:tcW w:type="dxa" w:w="6048"/>
-          </w:tcPr>
-          <w:p>
-            <w:pPr>
-              <w:spacing w:before="20" w:after="20"/>
-            </w:pPr>
-            <w:r/>
-            <w:r>
-              <w:rPr>
-                <w:sz w:val="20"/>
-              </w:rPr>
-              <w:t>VPC flow logs → S3; lifecycle 30d → Glacier, expire 365d</w:t>
-            </w:r>
-          </w:p>
-        </w:tc>
-      </w:tr>
-      <w:tr>
-        <w:tc>
-          <w:tcPr>
-            <w:tcW w:type="dxa" w:w="2160"/>
-            <w:shd w:val="clear" w:fill="F2F7FB"/>
-          </w:tcPr>
-          <w:p>
-            <w:pPr>
-              <w:spacing w:before="20" w:after="20"/>
-            </w:pPr>
-            <w:r/>
-            <w:r>
-              <w:rPr>
-                <w:b/>
-                <w:sz w:val="20"/>
-              </w:rPr>
-              <w:t>Client VPN logs</w:t>
-            </w:r>
-          </w:p>
-        </w:tc>
-        <w:tc>
-          <w:tcPr>
-            <w:tcW w:type="dxa" w:w="2592"/>
-            <w:shd w:val="clear" w:fill="F2F7FB"/>
-          </w:tcPr>
-          <w:p>
-            <w:pPr>
-              <w:spacing w:before="20" w:after="20"/>
-            </w:pPr>
-            <w:r/>
-            <w:r>
-              <w:rPr>
-                <w:sz w:val="20"/>
-              </w:rPr>
-              <w:t>AWS (automatic)</w:t>
-            </w:r>
-          </w:p>
-        </w:tc>
-        <w:tc>
-          <w:tcPr>
-            <w:tcW w:type="dxa" w:w="6048"/>
-            <w:shd w:val="clear" w:fill="F2F7FB"/>
           </w:tcPr>
           <w:p>
             <w:pPr>

--- a/deliverables/Backup-MSSQL-EC2-Recovery-and-VPN-Configuration.docx
+++ b/deliverables/Backup-MSSQL-EC2-Recovery-and-VPN-Configuration.docx
@@ -283,7 +283,7 @@
               <w:rPr>
                 <w:sz w:val="20"/>
               </w:rPr>
-              <w:t>19 August 2026</w:t>
+              <w:t>20 August 2026</w:t>
             </w:r>
           </w:p>
         </w:tc>
